--- a/docs/Ofori_Prince_Phase1_Results_R10.docx
+++ b/docs/Ofori_Prince_Phase1_Results_R10.docx
@@ -467,7 +467,7 @@
           <w:color w:val="000000"/>
           <w:sz w:val="24"/>
         </w:rPr>
-        <w:t>Table 3 reports macro F1 for all eight classifiers on both datasets over 50 folds. On KNUST, KAB-XGBoost-WCE scored 0.6507 (SD 0.0356) versus Baseline XGBoost 0.6511 (0.0367); the difference is -0.0004 and is not significant (Wilcoxon p = 0.521, r = 0.091). On Alzubaidi, KAB-XGBoost-WCE scored 0.6866 (SD 0.0423) versus Baseline 0.6847 (0.0424); the gain is +0.0019 and is not significant (Wilcoxon p = 0.914, r = 0.015). The weighting mechanism produces no measurable advantage on either dataset. KAB-XGBoost-WCE does not outperform baseline XGBoost on either leg; this null result is the primary finding of the study. Three comparators score above KAB-XGBoost-WCE on KNUST: Naive Bayes (0.6611), stock scale_pos_weight (0.6520), and Logistic Regression (0.6546). On Alzubaidi, Logistic Regression (0.6917) and Random Forest (0.6834) score above WCE. Wilcoxon tests for these pairs are reported in the supplementary fold data; the finding that WCE is not the best-performing model is consistent across both datasets.</w:t>
+        <w:t>Table 3 reports macro F1 for all eight classifiers on both datasets over 50 folds. On KNUST, KAB-XGBoost-WCE scored 0.6518 (SD 0.0332) versus Baseline XGBoost 0.6500 (SD 0.0347); the gain is +0.0018 and is not significant (Wilcoxon W+ = 674, W− = 551, ties = 1, p = 0.5407, r = 0.0874). On Alzubaidi, KAB-XGBoost-WCE scored 0.6897 (SD 0.0525) versus Baseline 0.6870 (SD 0.0495); the gain is +0.0026 and is not significant (Wilcoxon W+ = 580, W− = 410, ties = 6, p = 0.3212, r = 0.1495). The weighting mechanism produces no measurable advantage on either dataset. KAB-XGBoost-WCE does not outperform baseline XGBoost on either leg; this null result is the primary finding of the study. On KNUST, one comparator scores above WCE with a significant difference: Naive Bayes at 0.6598 (Wilcoxon p = 0.0236, r = 0.3188). Logistic Regression (0.6559) and SVM (0.6545) also score above WCE but not by a significant margin. On Alzubaidi, KAB-XGBoost-WCE at 0.6897 is the highest mean across all eight models; no comparator beats it.</w:t>
       </w:r>
     </w:p>
     <w:p>
@@ -605,7 +605,7 @@
                 <w:color w:val="000000"/>
                 <w:sz w:val="18"/>
               </w:rPr>
-              <w:t>0.6507</w:t>
+              <w:t>0.6518</w:t>
             </w:r>
           </w:p>
         </w:tc>
@@ -621,7 +621,7 @@
                 <w:color w:val="000000"/>
                 <w:sz w:val="18"/>
               </w:rPr>
-              <w:t>0.0356</w:t>
+              <w:t>0.0332</w:t>
             </w:r>
           </w:p>
         </w:tc>
@@ -671,7 +671,7 @@
                 <w:color w:val="000000"/>
                 <w:sz w:val="18"/>
               </w:rPr>
-              <w:t>0.6511</w:t>
+              <w:t>0.6500</w:t>
             </w:r>
           </w:p>
         </w:tc>
@@ -687,7 +687,7 @@
                 <w:color w:val="000000"/>
                 <w:sz w:val="18"/>
               </w:rPr>
-              <w:t>0.0367</w:t>
+              <w:t>0.0347</w:t>
             </w:r>
           </w:p>
         </w:tc>
@@ -769,7 +769,7 @@
                 <w:color w:val="000000"/>
                 <w:sz w:val="18"/>
               </w:rPr>
-              <w:t>-0.0074</w:t>
+              <w:t>-0.0015</w:t>
             </w:r>
           </w:p>
         </w:tc>
@@ -869,7 +869,7 @@
                 <w:color w:val="000000"/>
                 <w:sz w:val="18"/>
               </w:rPr>
-              <w:t>0.6611</w:t>
+              <w:t>0.6598</w:t>
             </w:r>
           </w:p>
         </w:tc>
@@ -901,7 +901,7 @@
                 <w:color w:val="000000"/>
                 <w:sz w:val="18"/>
               </w:rPr>
-              <w:t>+0.0104</w:t>
+              <w:t>+0.0080</w:t>
             </w:r>
           </w:p>
         </w:tc>
@@ -935,7 +935,7 @@
                 <w:color w:val="000000"/>
                 <w:sz w:val="18"/>
               </w:rPr>
-              <w:t>0.6546</w:t>
+              <w:t>0.6559</w:t>
             </w:r>
           </w:p>
         </w:tc>
@@ -967,7 +967,7 @@
                 <w:color w:val="000000"/>
                 <w:sz w:val="18"/>
               </w:rPr>
-              <w:t>+0.0039</w:t>
+              <w:t>+0.0041</w:t>
             </w:r>
           </w:p>
         </w:tc>
@@ -1001,7 +1001,7 @@
                 <w:color w:val="000000"/>
                 <w:sz w:val="18"/>
               </w:rPr>
-              <w:t>0.6541</w:t>
+              <w:t>0.6545</w:t>
             </w:r>
           </w:p>
         </w:tc>
@@ -1033,7 +1033,7 @@
                 <w:color w:val="000000"/>
                 <w:sz w:val="18"/>
               </w:rPr>
-              <w:t>+0.0034</w:t>
+              <w:t>+0.0027</w:t>
             </w:r>
           </w:p>
         </w:tc>
@@ -1067,7 +1067,7 @@
                 <w:color w:val="000000"/>
                 <w:sz w:val="18"/>
               </w:rPr>
-              <w:t>0.6433</w:t>
+              <w:t>0.6397</w:t>
             </w:r>
           </w:p>
         </w:tc>
@@ -1099,7 +1099,7 @@
                 <w:color w:val="000000"/>
                 <w:sz w:val="18"/>
               </w:rPr>
-              <w:t>+0.0013</w:t>
+              <w:t>-0.0121</w:t>
             </w:r>
           </w:p>
         </w:tc>
@@ -1241,7 +1241,7 @@
                 <w:color w:val="000000"/>
                 <w:sz w:val="18"/>
               </w:rPr>
-              <w:t>0.6866</w:t>
+              <w:t>0.6897</w:t>
             </w:r>
           </w:p>
         </w:tc>
@@ -1257,7 +1257,7 @@
                 <w:color w:val="000000"/>
                 <w:sz w:val="18"/>
               </w:rPr>
-              <w:t>0.0423</w:t>
+              <w:t>0.0525</w:t>
             </w:r>
           </w:p>
         </w:tc>
@@ -1307,7 +1307,7 @@
                 <w:color w:val="000000"/>
                 <w:sz w:val="18"/>
               </w:rPr>
-              <w:t>0.6847</w:t>
+              <w:t>0.6870</w:t>
             </w:r>
           </w:p>
         </w:tc>
@@ -1323,7 +1323,7 @@
                 <w:color w:val="000000"/>
                 <w:sz w:val="18"/>
               </w:rPr>
-              <w:t>0.0424</w:t>
+              <w:t>0.0495</w:t>
             </w:r>
           </w:p>
         </w:tc>
@@ -1571,7 +1571,7 @@
                 <w:color w:val="000000"/>
                 <w:sz w:val="18"/>
               </w:rPr>
-              <w:t>0.6917</w:t>
+              <w:t>0.6838</w:t>
             </w:r>
           </w:p>
         </w:tc>
@@ -1771,7 +1771,7 @@
           <w:color w:val="000000"/>
           <w:sz w:val="24"/>
         </w:rPr>
-        <w:t>KAB-XGBoost-WCE versus Baseline XGBoost over 50 paired folds: W+ = 570, W- = 705, n = 50, ties = 0, p = 0.521, effect r = 0.091, delta = -0.0004. The difference is not significant. The point estimate slightly favours the baseline. The 50-row CSV allows independent recomputation. The null result is consistent across all five random seeds tested (seeds 0, 7, 13, 21, 42; all Wilcoxon p &gt; 0.05).</w:t>
+        <w:t>KAB-XGBoost-WCE versus Baseline XGBoost over 50 paired folds: W+ = 674, W− = 551, ties = 1, n_nontied = 49, p = 0.5407, effect r = 0.0874, delta = +0.0018. The difference is not significant. The point estimate favours WCE. The 50-row CSV allows independent recomputation. The null result is consistent across all five random seeds tested (seeds 0, 7, 13, 21, 42; all Wilcoxon p &gt; 0.05).</w:t>
       </w:r>
     </w:p>
     <w:p>
@@ -1803,7 +1803,7 @@
           <w:color w:val="000000"/>
           <w:sz w:val="24"/>
         </w:rPr>
-        <w:t>On the Alzubaidi external stress-test, KAB-XGBoost-WCE versus Baseline XGBoost: W+ = 624, W- = 601, ties = 1, n = 49, p = 0.914, effect r = 0.015, delta = +0.0019. The difference is not significant. The R09 finding (p = 0.0098, WCE significantly worse) is not reproduced in R10: the earlier result was caused by an incorrect tie rule in the Alzubaidi label construction, now corrected (N4 fix). Across both legs the weighting is neutral. No cross-dataset performance transfer is claimed; the Alzubaidi construct mapping is imposed (M18), so the leg is read only as a stress-test.</w:t>
+        <w:t>On the Alzubaidi external stress-test, KAB-XGBoost-WCE versus Baseline XGBoost: W+ = 580, W− = 410, ties = 6, n_nontied = 44, p = 0.3212, effect r = 0.1495, delta = +0.0026. The difference is not significant. The R09 finding (p = 0.0098, WCE significantly worse) is not reproduced in R10: the earlier result was caused by an incorrect tie rule in the Alzubaidi label construction, now corrected (N4 fix). Across both legs the weighting is neutral. No cross-dataset performance transfer is claimed; the Alzubaidi construct mapping is imposed (M18), so the leg is read only as a stress-test.</w:t>
       </w:r>
     </w:p>
     <w:p>
@@ -3785,7 +3785,7 @@
           <w:color w:val="000000"/>
           <w:sz w:val="24"/>
         </w:rPr>
-        <w:t>Mean per-fold training time (KNUST): baseline 22.4 ms, WCE 26.1 ms. The per-instance weight vector is a vectorised operation and costs microseconds; the difference is run-to-run scheduling noise and is not attributed to the weighting. No performance-per-cost claim is made.</w:t>
+        <w:t>Mean per-fold training time at matched depth (both models at WCE-tuned depth): KNUST baseline 12.4 ms, WCE 12.7 ms; Alzubaidi baseline 10.5 ms, WCE 10.6 ms. The 0.1 to 0.3 ms differences are scheduling noise. No performance-per-cost claim is made.</w:t>
       </w:r>
     </w:p>
     <w:p>
@@ -3850,6 +3850,214 @@
           <w:sz w:val="24"/>
         </w:rPr>
         <w:t>Third, the Decision Tree depth curve diagnoses the pre-de-duplication leakage. On the de-duplicated KNUST data the tree scores depth 1 0.6186, depth 2 0.6167, depth 3 0.6130, unlimited 0.5749. The unlimited tree is the weakest, not the strongest: once duplicate rows are removed the memorisation advantage disappears. This is the only set of depth-curve values in the document.</w:t>
+      </w:r>
+    </w:p>
+    <w:p>
+      <w:pPr>
+        <w:pStyle w:val="Normal"/>
+      </w:pPr>
+      <w:r>
+        <w:rPr>
+          <w:i/>
+        </w:rPr>
+        <w:t xml:space="preserve">Table R10a. Decision Tree and Random Forest on raw (4,121 rows) versus deduplicated (2,088 rows) KNUST data, 5-fold cross-validation. Mean test-set rows with a training-set twin are also shown.</w:t>
+      </w:r>
+    </w:p>
+    <w:tbl>
+      <w:tblPr>
+        <w:tblStyle w:val="TableGrid"/>
+        <w:tblW w:w="8000" w:type="dxa"/>
+      </w:tblPr>
+      <w:tblGrid>
+        <w:gridCol w:w="1500"/>
+        <w:gridCol w:w="1500"/>
+        <w:gridCol w:w="1500"/>
+        <w:gridCol w:w="1500"/>
+        <w:gridCol w:w="2000"/>
+      </w:tblGrid>
+      <w:tr>
+        <w:tc>
+          <w:tcPr>
+            <w:tcW w:w="1500" w:type="dxa"/>
+            <w:shd w:val="clear" w:color="auto" w:fill="CCCCCC"/>
+          </w:tcPr>
+          <w:p>
+            <w:r>
+              <w:rPr>
+                <w:b/>
+              </w:rPr>
+              <w:t>Dataset</w:t>
+            </w:r>
+          </w:p>
+        </w:tc>
+        <w:tc>
+          <w:tcPr>
+            <w:tcW w:w="1500" w:type="dxa"/>
+            <w:shd w:val="clear" w:color="auto" w:fill="CCCCCC"/>
+          </w:tcPr>
+          <w:p>
+            <w:r>
+              <w:rPr>
+                <w:b/>
+              </w:rPr>
+              <w:t>DT Macro F1</w:t>
+            </w:r>
+          </w:p>
+        </w:tc>
+        <w:tc>
+          <w:tcPr>
+            <w:tcW w:w="1500" w:type="dxa"/>
+            <w:shd w:val="clear" w:color="auto" w:fill="CCCCCC"/>
+          </w:tcPr>
+          <w:p>
+            <w:r>
+              <w:rPr>
+                <w:b/>
+              </w:rPr>
+              <w:t>DT SD</w:t>
+            </w:r>
+          </w:p>
+        </w:tc>
+        <w:tc>
+          <w:tcPr>
+            <w:tcW w:w="1500" w:type="dxa"/>
+            <w:shd w:val="clear" w:color="auto" w:fill="CCCCCC"/>
+          </w:tcPr>
+          <w:p>
+            <w:r>
+              <w:rPr>
+                <w:b/>
+              </w:rPr>
+              <w:t>RF Macro F1</w:t>
+            </w:r>
+          </w:p>
+        </w:tc>
+        <w:tc>
+          <w:tcPr>
+            <w:tcW w:w="2000" w:type="dxa"/>
+            <w:shd w:val="clear" w:color="auto" w:fill="CCCCCC"/>
+          </w:tcPr>
+          <w:p>
+            <w:r>
+              <w:rPr>
+                <w:b/>
+              </w:rPr>
+              <w:t>Mean test twins</w:t>
+            </w:r>
+          </w:p>
+        </w:tc>
+      </w:tr>
+      <w:tr>
+        <w:tc>
+          <w:tcPr>
+            <w:tcW w:w="1500" w:type="dxa"/>
+          </w:tcPr>
+          <w:p>
+            <w:r>
+              <w:t>Raw (4,121 rows)</w:t>
+            </w:r>
+          </w:p>
+        </w:tc>
+        <w:tc>
+          <w:tcPr>
+            <w:tcW w:w="1500" w:type="dxa"/>
+          </w:tcPr>
+          <w:p>
+            <w:r>
+              <w:t>0.8982</w:t>
+            </w:r>
+          </w:p>
+        </w:tc>
+        <w:tc>
+          <w:tcPr>
+            <w:tcW w:w="1500" w:type="dxa"/>
+          </w:tcPr>
+          <w:p>
+            <w:r>
+              <w:t>0.0103</w:t>
+            </w:r>
+          </w:p>
+        </w:tc>
+        <w:tc>
+          <w:tcPr>
+            <w:tcW w:w="1500" w:type="dxa"/>
+          </w:tcPr>
+          <w:p>
+            <w:r>
+              <w:t>0.9046</w:t>
+            </w:r>
+          </w:p>
+        </w:tc>
+        <w:tc>
+          <w:tcPr>
+            <w:tcW w:w="2000" w:type="dxa"/>
+          </w:tcPr>
+          <w:p>
+            <w:r>
+              <w:t>641.2 per fold</w:t>
+            </w:r>
+          </w:p>
+        </w:tc>
+      </w:tr>
+      <w:tr>
+        <w:tc>
+          <w:tcPr>
+            <w:tcW w:w="1500" w:type="dxa"/>
+          </w:tcPr>
+          <w:p>
+            <w:r>
+              <w:t>Dedup (2,088 rows)</w:t>
+            </w:r>
+          </w:p>
+        </w:tc>
+        <w:tc>
+          <w:tcPr>
+            <w:tcW w:w="1500" w:type="dxa"/>
+          </w:tcPr>
+          <w:p>
+            <w:r>
+              <w:t>0.5634</w:t>
+            </w:r>
+          </w:p>
+        </w:tc>
+        <w:tc>
+          <w:tcPr>
+            <w:tcW w:w="1500" w:type="dxa"/>
+          </w:tcPr>
+          <w:p>
+            <w:r>
+              <w:t>0.0218</w:t>
+            </w:r>
+          </w:p>
+        </w:tc>
+        <w:tc>
+          <w:tcPr>
+            <w:tcW w:w="1500" w:type="dxa"/>
+          </w:tcPr>
+          <w:p>
+            <w:r>
+              <w:t>0.6247</w:t>
+            </w:r>
+          </w:p>
+        </w:tc>
+        <w:tc>
+          <w:tcPr>
+            <w:tcW w:w="2000" w:type="dxa"/>
+          </w:tcPr>
+          <w:p>
+            <w:r>
+              <w:t>8.0 per fold</w:t>
+            </w:r>
+          </w:p>
+        </w:tc>
+      </w:tr>
+    </w:tbl>
+    <w:p>
+      <w:pPr>
+        <w:pStyle w:val="Normal"/>
+      </w:pPr>
+      <w:r>
+        <w:t xml:space="preserve">The raw data inflates DT and RF accuracy to 0.90 because 641 of the test rows per fold have an exact duplicate in training. After deduplication the figures drop to 0.5634 and 0.6247, well below XGBoost with tuning. This confirms that removing duplicates before modelling is correct and that the R09 pre-deduplication results were not trustworthy.</w:t>
       </w:r>
     </w:p>
     <w:p>
